--- a/BaoCaoDoAn2.docx
+++ b/BaoCaoDoAn2.docx
@@ -15,7 +15,7 @@
     <w:p>
       <w:pPr>
         <w:sectPr>
-          <w:footerReference w:type="default" r:id="rId7"/>
+          <w:footerReference w:type="default" r:id="rId8"/>
           <w:pgSz w:w="11909" w:h="16834" w:code="9"/>
           <w:pgMar w:top="1134" w:right="851" w:bottom="1134" w:left="1985" w:header="720" w:footer="720" w:gutter="0"/>
           <w:pgNumType w:fmt="lowerRoman" w:start="1"/>
@@ -26,10 +26,9 @@
     </w:p>
     <w:p>
       <w:pPr>
-        <w:jc w:val="center"/>
-        <w:rPr>
-          <w:b/>
-          <w:bCs/>
+        <w:pStyle w:val="Heading1"/>
+        <w:jc w:val="center"/>
+        <w:rPr>
           <w:sz w:val="28"/>
           <w:szCs w:val="28"/>
           <w:lang w:val="vi-VN"/>
@@ -37,8 +36,6 @@
       </w:pPr>
       <w:r>
         <w:rPr>
-          <w:b/>
-          <w:bCs/>
           <w:sz w:val="28"/>
           <w:szCs w:val="28"/>
         </w:rPr>
@@ -47,8 +44,6 @@
       </w:r>
       <w:r>
         <w:rPr>
-          <w:b/>
-          <w:bCs/>
           <w:sz w:val="28"/>
           <w:szCs w:val="28"/>
           <w:lang w:val="vi-VN"/>
@@ -58,10 +53,9 @@
     </w:p>
     <w:p>
       <w:pPr>
-        <w:jc w:val="center"/>
-        <w:rPr>
-          <w:b/>
-          <w:bCs/>
+        <w:pStyle w:val="Heading1"/>
+        <w:jc w:val="center"/>
+        <w:rPr>
           <w:sz w:val="28"/>
           <w:szCs w:val="28"/>
           <w:lang w:val="vi-VN"/>
@@ -69,8 +63,6 @@
       </w:pPr>
       <w:r>
         <w:rPr>
-          <w:b/>
-          <w:bCs/>
           <w:sz w:val="28"/>
           <w:szCs w:val="28"/>
           <w:lang w:val="vi-VN"/>
@@ -79,8 +71,6 @@
       </w:r>
       <w:r>
         <w:rPr>
-          <w:b/>
-          <w:bCs/>
           <w:sz w:val="28"/>
           <w:szCs w:val="28"/>
           <w:lang w:val="vi-VN"/>
@@ -90,23 +80,15 @@
     </w:p>
     <w:p>
       <w:pPr>
-        <w:jc w:val="left"/>
-        <w:rPr>
-          <w:b/>
-          <w:bCs/>
-          <w:sz w:val="28"/>
-          <w:szCs w:val="28"/>
-          <w:lang w:val="vi-VN"/>
-        </w:rPr>
+        <w:pStyle w:val="Heading2"/>
       </w:pPr>
       <w:r>
-        <w:rPr>
-          <w:b/>
-          <w:bCs/>
-          <w:sz w:val="28"/>
-          <w:szCs w:val="28"/>
-          <w:lang w:val="vi-VN"/>
-        </w:rPr>
+        <w:t xml:space="preserve">1.1 </w:t>
+      </w:r>
+      <w:r>
+        <w:t xml:space="preserve">Đặt vấn đề nghiên cứu: </w:t>
+      </w:r>
+      <w:r>
         <w:br/>
       </w:r>
     </w:p>
@@ -1692,7 +1674,7 @@
       </w:r>
     </w:p>
     <w:sectPr>
-      <w:headerReference w:type="default" r:id="rId8"/>
+      <w:headerReference w:type="default" r:id="rId9"/>
       <w:pgSz w:w="11909" w:h="16834" w:code="9"/>
       <w:pgMar w:top="1418" w:right="1134" w:bottom="1418" w:left="1985" w:header="567" w:footer="567" w:gutter="0"/>
       <w:pgNumType w:start="1"/>
@@ -1814,6 +1796,127 @@
     </w:pPr>
   </w:p>
 </w:hdr>
+</file>
+
+<file path=word/numbering.xml><?xml version="1.0" encoding="utf-8"?>
+<w:numbering xmlns:wpc="http://schemas.microsoft.com/office/word/2010/wordprocessingCanvas" xmlns:cx="http://schemas.microsoft.com/office/drawing/2014/chartex" xmlns:cx1="http://schemas.microsoft.com/office/drawing/2015/9/8/chartex" xmlns:cx2="http://schemas.microsoft.com/office/drawing/2015/10/21/chartex" xmlns:cx3="http://schemas.microsoft.com/office/drawing/2016/5/9/chartex" xmlns:cx4="http://schemas.microsoft.com/office/drawing/2016/5/10/chartex" xmlns:cx5="http://schemas.microsoft.com/office/drawing/2016/5/11/chartex" xmlns:cx6="http://schemas.microsoft.com/office/drawing/2016/5/12/chartex" xmlns:cx7="http://schemas.microsoft.com/office/drawing/2016/5/13/chartex" xmlns:cx8="http://schemas.microsoft.com/office/drawing/2016/5/14/chartex" xmlns:mc="http://schemas.openxmlformats.org/markup-compatibility/2006" xmlns:aink="http://schemas.microsoft.com/office/drawing/2016/ink" xmlns:am3d="http://schemas.microsoft.com/office/drawing/2017/model3d" xmlns:o="urn:schemas-microsoft-com:office:office" xmlns:r="http://schemas.openxmlformats.org/officeDocument/2006/relationships" xmlns:m="http://schemas.openxmlformats.org/officeDocument/2006/math" xmlns:v="urn:schemas-microsoft-com:vml" xmlns:wp14="http://schemas.microsoft.com/office/word/2010/wordprocessingDrawing" xmlns:wp="http://schemas.openxmlformats.org/drawingml/2006/wordprocessingDrawing" xmlns:w10="urn:schemas-microsoft-com:office:word" xmlns:w="http://schemas.openxmlformats.org/wordprocessingml/2006/main" xmlns:w14="http://schemas.microsoft.com/office/word/2010/wordml" xmlns:w15="http://schemas.microsoft.com/office/word/2012/wordml" xmlns:w16cex="http://schemas.microsoft.com/office/word/2018/wordml/cex" xmlns:w16cid="http://schemas.microsoft.com/office/word/2016/wordml/cid" xmlns:w16="http://schemas.microsoft.com/office/word/2018/wordml" xmlns:w16sdtdh="http://schemas.microsoft.com/office/word/2020/wordml/sdtdatahash" xmlns:w16se="http://schemas.microsoft.com/office/word/2015/wordml/symex" xmlns:wpg="http://schemas.microsoft.com/office/word/2010/wordprocessingGroup" xmlns:wpi="http://schemas.microsoft.com/office/word/2010/wordprocessingInk" xmlns:wne="http://schemas.microsoft.com/office/word/2006/wordml" xmlns:wps="http://schemas.microsoft.com/office/word/2010/wordprocessingShape" mc:Ignorable="w14 w15 w16se w16cid w16 w16cex w16sdtdh wp14">
+  <w:abstractNum w:abstractNumId="0" w15:restartNumberingAfterBreak="0">
+    <w:nsid w:val="7C911BD1"/>
+    <w:multiLevelType w:val="multilevel"/>
+    <w:tmpl w:val="BE52EFAE"/>
+    <w:lvl w:ilvl="0">
+      <w:start w:val="1"/>
+      <w:numFmt w:val="decimal"/>
+      <w:lvlText w:val="%1"/>
+      <w:lvlJc w:val="left"/>
+      <w:pPr>
+        <w:ind w:left="420" w:hanging="420"/>
+      </w:pPr>
+      <w:rPr>
+        <w:rFonts w:hint="default"/>
+      </w:rPr>
+    </w:lvl>
+    <w:lvl w:ilvl="1">
+      <w:start w:val="1"/>
+      <w:numFmt w:val="decimal"/>
+      <w:lvlText w:val="%1.%2"/>
+      <w:lvlJc w:val="left"/>
+      <w:pPr>
+        <w:ind w:left="420" w:hanging="420"/>
+      </w:pPr>
+      <w:rPr>
+        <w:rFonts w:hint="default"/>
+      </w:rPr>
+    </w:lvl>
+    <w:lvl w:ilvl="2">
+      <w:start w:val="1"/>
+      <w:numFmt w:val="decimal"/>
+      <w:lvlText w:val="%1.%2.%3"/>
+      <w:lvlJc w:val="left"/>
+      <w:pPr>
+        <w:ind w:left="720" w:hanging="720"/>
+      </w:pPr>
+      <w:rPr>
+        <w:rFonts w:hint="default"/>
+      </w:rPr>
+    </w:lvl>
+    <w:lvl w:ilvl="3">
+      <w:start w:val="1"/>
+      <w:numFmt w:val="decimal"/>
+      <w:lvlText w:val="%1.%2.%3.%4"/>
+      <w:lvlJc w:val="left"/>
+      <w:pPr>
+        <w:ind w:left="1080" w:hanging="1080"/>
+      </w:pPr>
+      <w:rPr>
+        <w:rFonts w:hint="default"/>
+      </w:rPr>
+    </w:lvl>
+    <w:lvl w:ilvl="4">
+      <w:start w:val="1"/>
+      <w:numFmt w:val="decimal"/>
+      <w:lvlText w:val="%1.%2.%3.%4.%5"/>
+      <w:lvlJc w:val="left"/>
+      <w:pPr>
+        <w:ind w:left="1080" w:hanging="1080"/>
+      </w:pPr>
+      <w:rPr>
+        <w:rFonts w:hint="default"/>
+      </w:rPr>
+    </w:lvl>
+    <w:lvl w:ilvl="5">
+      <w:start w:val="1"/>
+      <w:numFmt w:val="decimal"/>
+      <w:lvlText w:val="%1.%2.%3.%4.%5.%6"/>
+      <w:lvlJc w:val="left"/>
+      <w:pPr>
+        <w:ind w:left="1440" w:hanging="1440"/>
+      </w:pPr>
+      <w:rPr>
+        <w:rFonts w:hint="default"/>
+      </w:rPr>
+    </w:lvl>
+    <w:lvl w:ilvl="6">
+      <w:start w:val="1"/>
+      <w:numFmt w:val="decimal"/>
+      <w:lvlText w:val="%1.%2.%3.%4.%5.%6.%7"/>
+      <w:lvlJc w:val="left"/>
+      <w:pPr>
+        <w:ind w:left="1440" w:hanging="1440"/>
+      </w:pPr>
+      <w:rPr>
+        <w:rFonts w:hint="default"/>
+      </w:rPr>
+    </w:lvl>
+    <w:lvl w:ilvl="7">
+      <w:start w:val="1"/>
+      <w:numFmt w:val="decimal"/>
+      <w:lvlText w:val="%1.%2.%3.%4.%5.%6.%7.%8"/>
+      <w:lvlJc w:val="left"/>
+      <w:pPr>
+        <w:ind w:left="1800" w:hanging="1800"/>
+      </w:pPr>
+      <w:rPr>
+        <w:rFonts w:hint="default"/>
+      </w:rPr>
+    </w:lvl>
+    <w:lvl w:ilvl="8">
+      <w:start w:val="1"/>
+      <w:numFmt w:val="decimal"/>
+      <w:lvlText w:val="%1.%2.%3.%4.%5.%6.%7.%8.%9"/>
+      <w:lvlJc w:val="left"/>
+      <w:pPr>
+        <w:ind w:left="2160" w:hanging="2160"/>
+      </w:pPr>
+      <w:rPr>
+        <w:rFonts w:hint="default"/>
+      </w:rPr>
+    </w:lvl>
+  </w:abstractNum>
+  <w:num w:numId="1">
+    <w:abstractNumId w:val="0"/>
+  </w:num>
+</w:numbering>
 </file>
 
 <file path=word/styles.xml><?xml version="1.0" encoding="utf-8"?>
@@ -2252,10 +2355,9 @@
     <w:link w:val="Heading2Char"/>
     <w:autoRedefine/>
     <w:uiPriority w:val="9"/>
-    <w:semiHidden/>
     <w:unhideWhenUsed/>
     <w:qFormat/>
-    <w:rsid w:val="00033F1F"/>
+    <w:rsid w:val="00B4438F"/>
     <w:pPr>
       <w:keepNext/>
       <w:keepLines/>
@@ -2265,7 +2367,10 @@
     </w:pPr>
     <w:rPr>
       <w:rFonts w:eastAsiaTheme="majorEastAsia" w:cstheme="majorBidi"/>
+      <w:b/>
+      <w:bCs/>
       <w:szCs w:val="26"/>
+      <w:lang w:val="vi-VN"/>
     </w:rPr>
   </w:style>
   <w:style w:type="paragraph" w:styleId="Heading3">
@@ -2359,12 +2464,14 @@
     <w:basedOn w:val="DefaultParagraphFont"/>
     <w:link w:val="Heading2"/>
     <w:uiPriority w:val="9"/>
-    <w:semiHidden/>
-    <w:rsid w:val="00033F1F"/>
+    <w:rsid w:val="00B4438F"/>
     <w:rPr>
       <w:rFonts w:ascii="Times New Roman" w:eastAsiaTheme="majorEastAsia" w:hAnsi="Times New Roman" w:cstheme="majorBidi"/>
+      <w:b/>
+      <w:bCs/>
       <w:sz w:val="26"/>
       <w:szCs w:val="26"/>
+      <w:lang w:val="vi-VN"/>
     </w:rPr>
   </w:style>
   <w:style w:type="character" w:customStyle="1" w:styleId="Heading3Char">
@@ -2445,6 +2552,17 @@
       <w:rFonts w:ascii="Times New Roman" w:hAnsi="Times New Roman"/>
       <w:sz w:val="26"/>
     </w:rPr>
+  </w:style>
+  <w:style w:type="paragraph" w:styleId="ListParagraph">
+    <w:name w:val="List Paragraph"/>
+    <w:basedOn w:val="Normal"/>
+    <w:uiPriority w:val="34"/>
+    <w:qFormat/>
+    <w:rsid w:val="004B0F72"/>
+    <w:pPr>
+      <w:ind w:left="720"/>
+      <w:contextualSpacing/>
+    </w:pPr>
   </w:style>
 </w:styles>
 </file>

--- a/BaoCaoDoAn2.docx
+++ b/BaoCaoDoAn2.docx
@@ -12,6 +12,282 @@
         </w:sectPr>
       </w:pPr>
     </w:p>
+    <w:sdt>
+      <w:sdtPr>
+        <w:id w:val="-896582971"/>
+        <w:docPartObj>
+          <w:docPartGallery w:val="Table of Contents"/>
+          <w:docPartUnique/>
+        </w:docPartObj>
+      </w:sdtPr>
+      <w:sdtEndPr>
+        <w:rPr>
+          <w:rFonts w:ascii="Times New Roman" w:eastAsiaTheme="minorHAnsi" w:hAnsi="Times New Roman" w:cstheme="minorBidi"/>
+          <w:b/>
+          <w:bCs/>
+          <w:noProof/>
+          <w:color w:val="auto"/>
+          <w:sz w:val="26"/>
+          <w:szCs w:val="22"/>
+        </w:rPr>
+      </w:sdtEndPr>
+      <w:sdtContent>
+        <w:p>
+          <w:pPr>
+            <w:pStyle w:val="TOCHeading"/>
+          </w:pPr>
+          <w:r>
+            <w:t>Contents</w:t>
+          </w:r>
+        </w:p>
+        <w:p>
+          <w:pPr>
+            <w:pStyle w:val="TOC1"/>
+            <w:tabs>
+              <w:tab w:val="right" w:leader="dot" w:pos="9063"/>
+            </w:tabs>
+            <w:rPr>
+              <w:noProof/>
+            </w:rPr>
+          </w:pPr>
+          <w:r>
+            <w:fldChar w:fldCharType="begin"/>
+          </w:r>
+          <w:r>
+            <w:instrText xml:space="preserve"> TOC \o "1-3" \h \z \u </w:instrText>
+          </w:r>
+          <w:r>
+            <w:fldChar w:fldCharType="separate"/>
+          </w:r>
+          <w:hyperlink w:anchor="_Toc223882899" w:history="1">
+            <w:r>
+              <w:rPr>
+                <w:rStyle w:val="Hyperlink"/>
+                <w:noProof/>
+              </w:rPr>
+              <w:t>CHƯƠNG</w:t>
+            </w:r>
+            <w:r>
+              <w:rPr>
+                <w:rStyle w:val="Hyperlink"/>
+                <w:noProof/>
+                <w:lang w:val="vi-VN"/>
+              </w:rPr>
+              <w:t xml:space="preserve"> 1</w:t>
+            </w:r>
+            <w:r>
+              <w:rPr>
+                <w:noProof/>
+                <w:webHidden/>
+              </w:rPr>
+              <w:tab/>
+            </w:r>
+            <w:r>
+              <w:rPr>
+                <w:noProof/>
+                <w:webHidden/>
+              </w:rPr>
+              <w:fldChar w:fldCharType="begin"/>
+            </w:r>
+            <w:r>
+              <w:rPr>
+                <w:noProof/>
+                <w:webHidden/>
+              </w:rPr>
+              <w:instrText xml:space="preserve"> PAGEREF _Toc223882899 \h </w:instrText>
+            </w:r>
+            <w:r>
+              <w:rPr>
+                <w:noProof/>
+                <w:webHidden/>
+              </w:rPr>
+            </w:r>
+            <w:r>
+              <w:rPr>
+                <w:noProof/>
+                <w:webHidden/>
+              </w:rPr>
+              <w:fldChar w:fldCharType="separate"/>
+            </w:r>
+            <w:r>
+              <w:rPr>
+                <w:noProof/>
+                <w:webHidden/>
+              </w:rPr>
+              <w:t>1</w:t>
+            </w:r>
+            <w:r>
+              <w:rPr>
+                <w:noProof/>
+                <w:webHidden/>
+              </w:rPr>
+              <w:fldChar w:fldCharType="end"/>
+            </w:r>
+          </w:hyperlink>
+        </w:p>
+        <w:p>
+          <w:pPr>
+            <w:pStyle w:val="TOC1"/>
+            <w:tabs>
+              <w:tab w:val="right" w:leader="dot" w:pos="9063"/>
+            </w:tabs>
+            <w:rPr>
+              <w:noProof/>
+            </w:rPr>
+          </w:pPr>
+          <w:hyperlink w:anchor="_Toc223882900" w:history="1">
+            <w:r>
+              <w:rPr>
+                <w:rStyle w:val="Hyperlink"/>
+                <w:noProof/>
+                <w:lang w:val="vi-VN"/>
+              </w:rPr>
+              <w:t>GIỚI THIỆU</w:t>
+            </w:r>
+            <w:r>
+              <w:rPr>
+                <w:noProof/>
+                <w:webHidden/>
+              </w:rPr>
+              <w:tab/>
+            </w:r>
+            <w:r>
+              <w:rPr>
+                <w:noProof/>
+                <w:webHidden/>
+              </w:rPr>
+              <w:fldChar w:fldCharType="begin"/>
+            </w:r>
+            <w:r>
+              <w:rPr>
+                <w:noProof/>
+                <w:webHidden/>
+              </w:rPr>
+              <w:instrText xml:space="preserve"> PAGEREF _Toc223882900 \h </w:instrText>
+            </w:r>
+            <w:r>
+              <w:rPr>
+                <w:noProof/>
+                <w:webHidden/>
+              </w:rPr>
+            </w:r>
+            <w:r>
+              <w:rPr>
+                <w:noProof/>
+                <w:webHidden/>
+              </w:rPr>
+              <w:fldChar w:fldCharType="separate"/>
+            </w:r>
+            <w:r>
+              <w:rPr>
+                <w:noProof/>
+                <w:webHidden/>
+              </w:rPr>
+              <w:t>1</w:t>
+            </w:r>
+            <w:r>
+              <w:rPr>
+                <w:noProof/>
+                <w:webHidden/>
+              </w:rPr>
+              <w:fldChar w:fldCharType="end"/>
+            </w:r>
+          </w:hyperlink>
+        </w:p>
+        <w:p>
+          <w:pPr>
+            <w:pStyle w:val="TOC2"/>
+            <w:tabs>
+              <w:tab w:val="right" w:leader="dot" w:pos="9063"/>
+            </w:tabs>
+            <w:rPr>
+              <w:noProof/>
+            </w:rPr>
+          </w:pPr>
+          <w:hyperlink w:anchor="_Toc223882901" w:history="1">
+            <w:r>
+              <w:rPr>
+                <w:rStyle w:val="Hyperlink"/>
+                <w:noProof/>
+              </w:rPr>
+              <w:t>1.1 Đặt vấn đề n</w:t>
+            </w:r>
+            <w:r>
+              <w:rPr>
+                <w:rStyle w:val="Hyperlink"/>
+                <w:noProof/>
+              </w:rPr>
+              <w:t>g</w:t>
+            </w:r>
+            <w:r>
+              <w:rPr>
+                <w:rStyle w:val="Hyperlink"/>
+                <w:noProof/>
+              </w:rPr>
+              <w:t>hiên cứu:</w:t>
+            </w:r>
+            <w:r>
+              <w:rPr>
+                <w:noProof/>
+                <w:webHidden/>
+              </w:rPr>
+              <w:tab/>
+            </w:r>
+            <w:r>
+              <w:rPr>
+                <w:noProof/>
+                <w:webHidden/>
+              </w:rPr>
+              <w:fldChar w:fldCharType="begin"/>
+            </w:r>
+            <w:r>
+              <w:rPr>
+                <w:noProof/>
+                <w:webHidden/>
+              </w:rPr>
+              <w:instrText xml:space="preserve"> PAGEREF _Toc223882901 \h </w:instrText>
+            </w:r>
+            <w:r>
+              <w:rPr>
+                <w:noProof/>
+                <w:webHidden/>
+              </w:rPr>
+            </w:r>
+            <w:r>
+              <w:rPr>
+                <w:noProof/>
+                <w:webHidden/>
+              </w:rPr>
+              <w:fldChar w:fldCharType="separate"/>
+            </w:r>
+            <w:r>
+              <w:rPr>
+                <w:noProof/>
+                <w:webHidden/>
+              </w:rPr>
+              <w:t>1</w:t>
+            </w:r>
+            <w:r>
+              <w:rPr>
+                <w:noProof/>
+                <w:webHidden/>
+              </w:rPr>
+              <w:fldChar w:fldCharType="end"/>
+            </w:r>
+          </w:hyperlink>
+        </w:p>
+        <w:p>
+          <w:r>
+            <w:rPr>
+              <w:b/>
+              <w:bCs/>
+              <w:noProof/>
+            </w:rPr>
+            <w:fldChar w:fldCharType="end"/>
+          </w:r>
+        </w:p>
+      </w:sdtContent>
+    </w:sdt>
     <w:p>
       <w:pPr>
         <w:sectPr>
@@ -34,6 +310,7 @@
           <w:lang w:val="vi-VN"/>
         </w:rPr>
       </w:pPr>
+      <w:bookmarkStart w:id="0" w:name="_Toc223882899"/>
       <w:r>
         <w:rPr>
           <w:sz w:val="28"/>
@@ -50,6 +327,7 @@
         </w:rPr>
         <w:t xml:space="preserve"> 1</w:t>
       </w:r>
+      <w:bookmarkEnd w:id="0"/>
     </w:p>
     <w:p>
       <w:pPr>
@@ -61,6 +339,7 @@
           <w:lang w:val="vi-VN"/>
         </w:rPr>
       </w:pPr>
+      <w:bookmarkStart w:id="1" w:name="_Toc223882900"/>
       <w:r>
         <w:rPr>
           <w:sz w:val="28"/>
@@ -77,16 +356,22 @@
         </w:rPr>
         <w:t>THIỆU</w:t>
       </w:r>
+      <w:bookmarkEnd w:id="1"/>
     </w:p>
     <w:p>
       <w:pPr>
         <w:pStyle w:val="Heading2"/>
       </w:pPr>
+      <w:bookmarkStart w:id="2" w:name="_Toc223882901"/>
       <w:r>
         <w:t xml:space="preserve">1.1 </w:t>
       </w:r>
       <w:r>
-        <w:t xml:space="preserve">Đặt vấn đề nghiên cứu: </w:t>
+        <w:t>Đặt vấn đề nghiên cứu:</w:t>
+      </w:r>
+      <w:bookmarkEnd w:id="2"/>
+      <w:r>
+        <w:t xml:space="preserve"> </w:t>
       </w:r>
       <w:r>
         <w:br/>
@@ -2564,6 +2849,62 @@
       <w:contextualSpacing/>
     </w:pPr>
   </w:style>
+  <w:style w:type="paragraph" w:styleId="TOCHeading">
+    <w:name w:val="TOC Heading"/>
+    <w:basedOn w:val="Heading1"/>
+    <w:next w:val="Normal"/>
+    <w:uiPriority w:val="39"/>
+    <w:unhideWhenUsed/>
+    <w:qFormat/>
+    <w:rsid w:val="00CE3E04"/>
+    <w:pPr>
+      <w:spacing w:line="259" w:lineRule="auto"/>
+      <w:jc w:val="left"/>
+      <w:outlineLvl w:val="9"/>
+    </w:pPr>
+    <w:rPr>
+      <w:rFonts w:asciiTheme="majorHAnsi" w:hAnsiTheme="majorHAnsi"/>
+      <w:b w:val="0"/>
+      <w:color w:val="2F5496" w:themeColor="accent1" w:themeShade="BF"/>
+      <w:sz w:val="32"/>
+    </w:rPr>
+  </w:style>
+  <w:style w:type="paragraph" w:styleId="TOC1">
+    <w:name w:val="toc 1"/>
+    <w:basedOn w:val="Normal"/>
+    <w:next w:val="Normal"/>
+    <w:autoRedefine/>
+    <w:uiPriority w:val="39"/>
+    <w:unhideWhenUsed/>
+    <w:rsid w:val="00CE3E04"/>
+    <w:pPr>
+      <w:spacing w:after="100"/>
+    </w:pPr>
+  </w:style>
+  <w:style w:type="paragraph" w:styleId="TOC2">
+    <w:name w:val="toc 2"/>
+    <w:basedOn w:val="Normal"/>
+    <w:next w:val="Normal"/>
+    <w:autoRedefine/>
+    <w:uiPriority w:val="39"/>
+    <w:unhideWhenUsed/>
+    <w:rsid w:val="00CE3E04"/>
+    <w:pPr>
+      <w:spacing w:after="100"/>
+      <w:ind w:left="260"/>
+    </w:pPr>
+  </w:style>
+  <w:style w:type="character" w:styleId="Hyperlink">
+    <w:name w:val="Hyperlink"/>
+    <w:basedOn w:val="DefaultParagraphFont"/>
+    <w:uiPriority w:val="99"/>
+    <w:unhideWhenUsed/>
+    <w:rsid w:val="00CE3E04"/>
+    <w:rPr>
+      <w:color w:val="0563C1" w:themeColor="hyperlink"/>
+      <w:u w:val="single"/>
+    </w:rPr>
+  </w:style>
 </w:styles>
 </file>
 

--- a/BaoCaoDoAn2.docx
+++ b/BaoCaoDoAn2.docx
@@ -14,6 +14,12 @@
     </w:p>
     <w:sdt>
       <w:sdtPr>
+        <w:rPr>
+          <w:rFonts w:ascii="Times New Roman" w:eastAsiaTheme="minorHAnsi" w:hAnsi="Times New Roman" w:cstheme="minorBidi"/>
+          <w:color w:val="auto"/>
+          <w:sz w:val="26"/>
+          <w:szCs w:val="22"/>
+        </w:rPr>
         <w:id w:val="-896582971"/>
         <w:docPartObj>
           <w:docPartGallery w:val="Table of Contents"/>
@@ -22,13 +28,10 @@
       </w:sdtPr>
       <w:sdtEndPr>
         <w:rPr>
-          <w:rFonts w:ascii="Times New Roman" w:eastAsiaTheme="minorHAnsi" w:hAnsi="Times New Roman" w:cstheme="minorBidi"/>
           <w:b/>
           <w:bCs/>
           <w:noProof/>
-          <w:color w:val="auto"/>
-          <w:sz w:val="26"/>
-          <w:szCs w:val="22"/>
+          <w:lang w:val="en-US"/>
         </w:rPr>
       </w:sdtEndPr>
       <w:sdtContent>
@@ -47,7 +50,9 @@
               <w:tab w:val="right" w:leader="dot" w:pos="9063"/>
             </w:tabs>
             <w:rPr>
+              <w:rFonts w:asciiTheme="minorHAnsi" w:eastAsiaTheme="minorEastAsia" w:hAnsiTheme="minorHAnsi"/>
               <w:noProof/>
+              <w:sz w:val="22"/>
             </w:rPr>
           </w:pPr>
           <w:r>
@@ -59,21 +64,13 @@
           <w:r>
             <w:fldChar w:fldCharType="separate"/>
           </w:r>
-          <w:hyperlink w:anchor="_Toc223882899" w:history="1">
+          <w:hyperlink w:anchor="_Toc223906303" w:history="1">
             <w:r>
               <w:rPr>
                 <w:rStyle w:val="Hyperlink"/>
                 <w:noProof/>
               </w:rPr>
-              <w:t>CHƯƠNG</w:t>
-            </w:r>
-            <w:r>
-              <w:rPr>
-                <w:rStyle w:val="Hyperlink"/>
-                <w:noProof/>
-                <w:lang w:val="vi-VN"/>
-              </w:rPr>
-              <w:t xml:space="preserve"> 1</w:t>
+              <w:t>CHƯƠNG 1</w:t>
             </w:r>
             <w:r>
               <w:rPr>
@@ -94,7 +91,7 @@
                 <w:noProof/>
                 <w:webHidden/>
               </w:rPr>
-              <w:instrText xml:space="preserve"> PAGEREF _Toc223882899 \h </w:instrText>
+              <w:instrText xml:space="preserve"> PAGEREF _Toc223906303 \h </w:instrText>
             </w:r>
             <w:r>
               <w:rPr>
@@ -132,15 +129,16 @@
               <w:tab w:val="right" w:leader="dot" w:pos="9063"/>
             </w:tabs>
             <w:rPr>
+              <w:rFonts w:asciiTheme="minorHAnsi" w:eastAsiaTheme="minorEastAsia" w:hAnsiTheme="minorHAnsi"/>
               <w:noProof/>
+              <w:sz w:val="22"/>
             </w:rPr>
           </w:pPr>
-          <w:hyperlink w:anchor="_Toc223882900" w:history="1">
+          <w:hyperlink w:anchor="_Toc223906304" w:history="1">
             <w:r>
               <w:rPr>
                 <w:rStyle w:val="Hyperlink"/>
                 <w:noProof/>
-                <w:lang w:val="vi-VN"/>
               </w:rPr>
               <w:t>GIỚI THIỆU</w:t>
             </w:r>
@@ -163,7 +161,7 @@
                 <w:noProof/>
                 <w:webHidden/>
               </w:rPr>
-              <w:instrText xml:space="preserve"> PAGEREF _Toc223882900 \h </w:instrText>
+              <w:instrText xml:space="preserve"> PAGEREF _Toc223906304 \h </w:instrText>
             </w:r>
             <w:r>
               <w:rPr>
@@ -197,6 +195,178 @@
         <w:p>
           <w:pPr>
             <w:pStyle w:val="TOC2"/>
+            <w:tabs>
+              <w:tab w:val="left" w:pos="880"/>
+              <w:tab w:val="right" w:leader="dot" w:pos="9063"/>
+            </w:tabs>
+            <w:rPr>
+              <w:rFonts w:asciiTheme="minorHAnsi" w:eastAsiaTheme="minorEastAsia" w:hAnsiTheme="minorHAnsi"/>
+              <w:noProof/>
+              <w:sz w:val="22"/>
+            </w:rPr>
+          </w:pPr>
+          <w:hyperlink w:anchor="_Toc223906305" w:history="1">
+            <w:r>
+              <w:rPr>
+                <w:rStyle w:val="Hyperlink"/>
+                <w:noProof/>
+              </w:rPr>
+              <w:t>1.1</w:t>
+            </w:r>
+            <w:r>
+              <w:rPr>
+                <w:rFonts w:asciiTheme="minorHAnsi" w:eastAsiaTheme="minorEastAsia" w:hAnsiTheme="minorHAnsi"/>
+                <w:noProof/>
+                <w:sz w:val="22"/>
+              </w:rPr>
+              <w:tab/>
+            </w:r>
+            <w:r>
+              <w:rPr>
+                <w:rStyle w:val="Hyperlink"/>
+                <w:noProof/>
+              </w:rPr>
+              <w:t>Đặt vấn đề nghiên cứu</w:t>
+            </w:r>
+            <w:r>
+              <w:rPr>
+                <w:noProof/>
+                <w:webHidden/>
+              </w:rPr>
+              <w:tab/>
+            </w:r>
+            <w:r>
+              <w:rPr>
+                <w:noProof/>
+                <w:webHidden/>
+              </w:rPr>
+              <w:fldChar w:fldCharType="begin"/>
+            </w:r>
+            <w:r>
+              <w:rPr>
+                <w:noProof/>
+                <w:webHidden/>
+              </w:rPr>
+              <w:instrText xml:space="preserve"> PAGEREF _Toc223906305 \h </w:instrText>
+            </w:r>
+            <w:r>
+              <w:rPr>
+                <w:noProof/>
+                <w:webHidden/>
+              </w:rPr>
+            </w:r>
+            <w:r>
+              <w:rPr>
+                <w:noProof/>
+                <w:webHidden/>
+              </w:rPr>
+              <w:fldChar w:fldCharType="separate"/>
+            </w:r>
+            <w:r>
+              <w:rPr>
+                <w:noProof/>
+                <w:webHidden/>
+              </w:rPr>
+              <w:t>1</w:t>
+            </w:r>
+            <w:r>
+              <w:rPr>
+                <w:noProof/>
+                <w:webHidden/>
+              </w:rPr>
+              <w:fldChar w:fldCharType="end"/>
+            </w:r>
+          </w:hyperlink>
+        </w:p>
+        <w:p>
+          <w:pPr>
+            <w:pStyle w:val="TOC2"/>
+            <w:tabs>
+              <w:tab w:val="left" w:pos="880"/>
+              <w:tab w:val="right" w:leader="dot" w:pos="9063"/>
+            </w:tabs>
+            <w:rPr>
+              <w:rFonts w:asciiTheme="minorHAnsi" w:eastAsiaTheme="minorEastAsia" w:hAnsiTheme="minorHAnsi"/>
+              <w:noProof/>
+              <w:sz w:val="22"/>
+            </w:rPr>
+          </w:pPr>
+          <w:hyperlink w:anchor="_Toc223906306" w:history="1">
+            <w:r>
+              <w:rPr>
+                <w:rStyle w:val="Hyperlink"/>
+                <w:noProof/>
+              </w:rPr>
+              <w:t>1.2</w:t>
+            </w:r>
+            <w:r>
+              <w:rPr>
+                <w:rFonts w:asciiTheme="minorHAnsi" w:eastAsiaTheme="minorEastAsia" w:hAnsiTheme="minorHAnsi"/>
+                <w:noProof/>
+                <w:sz w:val="22"/>
+              </w:rPr>
+              <w:tab/>
+            </w:r>
+            <w:r>
+              <w:rPr>
+                <w:rStyle w:val="Hyperlink"/>
+                <w:noProof/>
+              </w:rPr>
+              <w:t>Mục tiêu nghiên cứu</w:t>
+            </w:r>
+            <w:r>
+              <w:rPr>
+                <w:noProof/>
+                <w:webHidden/>
+              </w:rPr>
+              <w:tab/>
+            </w:r>
+            <w:r>
+              <w:rPr>
+                <w:noProof/>
+                <w:webHidden/>
+              </w:rPr>
+              <w:fldChar w:fldCharType="begin"/>
+            </w:r>
+            <w:r>
+              <w:rPr>
+                <w:noProof/>
+                <w:webHidden/>
+              </w:rPr>
+              <w:instrText xml:space="preserve"> PAGEREF _Toc223906306 \h </w:instrText>
+            </w:r>
+            <w:r>
+              <w:rPr>
+                <w:noProof/>
+                <w:webHidden/>
+              </w:rPr>
+            </w:r>
+            <w:r>
+              <w:rPr>
+                <w:noProof/>
+                <w:webHidden/>
+              </w:rPr>
+              <w:fldChar w:fldCharType="separate"/>
+            </w:r>
+            <w:r>
+              <w:rPr>
+                <w:noProof/>
+                <w:webHidden/>
+              </w:rPr>
+              <w:t>1</w:t>
+            </w:r>
+            <w:r>
+              <w:rPr>
+                <w:noProof/>
+                <w:webHidden/>
+              </w:rPr>
+              <w:fldChar w:fldCharType="end"/>
+            </w:r>
+          </w:hyperlink>
+        </w:p>
+        <w:p>
+          <w:pPr>
+            <w:pStyle w:val="TOC3"/>
             <w:tabs>
               <w:tab w:val="right" w:leader="dot" w:pos="9063"/>
             </w:tabs>
@@ -204,27 +374,89 @@
               <w:noProof/>
             </w:rPr>
           </w:pPr>
-          <w:hyperlink w:anchor="_Toc223882901" w:history="1">
+          <w:hyperlink w:anchor="_Toc223906307" w:history="1">
             <w:r>
               <w:rPr>
                 <w:rStyle w:val="Hyperlink"/>
                 <w:noProof/>
               </w:rPr>
-              <w:t>1.1 Đặt vấn đề n</w:t>
-            </w:r>
+              <w:t>1.2.1 Mục tiêu chung</w:t>
+            </w:r>
+            <w:r>
+              <w:rPr>
+                <w:noProof/>
+                <w:webHidden/>
+              </w:rPr>
+              <w:tab/>
+            </w:r>
+            <w:r>
+              <w:rPr>
+                <w:noProof/>
+                <w:webHidden/>
+              </w:rPr>
+              <w:fldChar w:fldCharType="begin"/>
+            </w:r>
+            <w:r>
+              <w:rPr>
+                <w:noProof/>
+                <w:webHidden/>
+              </w:rPr>
+              <w:instrText xml:space="preserve"> PAGEREF _Toc223906307 \h </w:instrText>
+            </w:r>
+            <w:r>
+              <w:rPr>
+                <w:noProof/>
+                <w:webHidden/>
+              </w:rPr>
+            </w:r>
+            <w:r>
+              <w:rPr>
+                <w:noProof/>
+                <w:webHidden/>
+              </w:rPr>
+              <w:fldChar w:fldCharType="separate"/>
+            </w:r>
+            <w:r>
+              <w:rPr>
+                <w:noProof/>
+                <w:webHidden/>
+              </w:rPr>
+              <w:t>1</w:t>
+            </w:r>
+            <w:r>
+              <w:rPr>
+                <w:noProof/>
+                <w:webHidden/>
+              </w:rPr>
+              <w:fldChar w:fldCharType="end"/>
+            </w:r>
+          </w:hyperlink>
+        </w:p>
+        <w:p>
+          <w:pPr>
+            <w:pStyle w:val="TOC3"/>
+            <w:tabs>
+              <w:tab w:val="right" w:leader="dot" w:pos="9063"/>
+            </w:tabs>
+            <w:rPr>
+              <w:noProof/>
+            </w:rPr>
+          </w:pPr>
+          <w:hyperlink w:anchor="_Toc223906308" w:history="1">
             <w:r>
               <w:rPr>
                 <w:rStyle w:val="Hyperlink"/>
                 <w:noProof/>
               </w:rPr>
-              <w:t>g</w:t>
+              <w:t>1</w:t>
             </w:r>
             <w:r>
               <w:rPr>
                 <w:rStyle w:val="Hyperlink"/>
                 <w:noProof/>
-              </w:rPr>
-              <w:t>hiên cứu:</w:t>
+                <w:lang w:val="vi-VN"/>
+              </w:rPr>
+              <w:t>.2.2 Mục tiêu cụ thể</w:t>
             </w:r>
             <w:r>
               <w:rPr>
@@ -245,7 +477,7 @@
                 <w:noProof/>
                 <w:webHidden/>
               </w:rPr>
-              <w:instrText xml:space="preserve"> PAGEREF _Toc223882901 \h </w:instrText>
+              <w:instrText xml:space="preserve"> PAGEREF _Toc223906308 \h </w:instrText>
             </w:r>
             <w:r>
               <w:rPr>
@@ -303,57 +535,23 @@
     <w:p>
       <w:pPr>
         <w:pStyle w:val="Heading1"/>
-        <w:jc w:val="center"/>
-        <w:rPr>
-          <w:sz w:val="28"/>
-          <w:szCs w:val="28"/>
-          <w:lang w:val="vi-VN"/>
-        </w:rPr>
-      </w:pPr>
-      <w:bookmarkStart w:id="0" w:name="_Toc223882899"/>
-      <w:r>
-        <w:rPr>
-          <w:sz w:val="28"/>
-          <w:szCs w:val="28"/>
-        </w:rPr>
+      </w:pPr>
+      <w:bookmarkStart w:id="0" w:name="_Toc223906303"/>
+      <w:r>
         <w:lastRenderedPageBreak/>
-        <w:t>CHƯƠNG</w:t>
-      </w:r>
-      <w:r>
-        <w:rPr>
-          <w:sz w:val="28"/>
-          <w:szCs w:val="28"/>
-          <w:lang w:val="vi-VN"/>
-        </w:rPr>
-        <w:t xml:space="preserve"> 1</w:t>
+        <w:t>CHƯƠNG 1</w:t>
       </w:r>
       <w:bookmarkEnd w:id="0"/>
     </w:p>
     <w:p>
       <w:pPr>
         <w:pStyle w:val="Heading1"/>
-        <w:jc w:val="center"/>
-        <w:rPr>
-          <w:sz w:val="28"/>
-          <w:szCs w:val="28"/>
-          <w:lang w:val="vi-VN"/>
-        </w:rPr>
-      </w:pPr>
-      <w:bookmarkStart w:id="1" w:name="_Toc223882900"/>
-      <w:r>
-        <w:rPr>
-          <w:sz w:val="28"/>
-          <w:szCs w:val="28"/>
-          <w:lang w:val="vi-VN"/>
-        </w:rPr>
+      </w:pPr>
+      <w:bookmarkStart w:id="1" w:name="_Toc223906304"/>
+      <w:r>
         <w:t xml:space="preserve">GIỚI </w:t>
       </w:r>
       <w:r>
-        <w:rPr>
-          <w:sz w:val="28"/>
-          <w:szCs w:val="28"/>
-          <w:lang w:val="vi-VN"/>
-        </w:rPr>
         <w:t>THIỆU</w:t>
       </w:r>
       <w:bookmarkEnd w:id="1"/>
@@ -361,18 +559,394 @@
     <w:p>
       <w:pPr>
         <w:pStyle w:val="Heading2"/>
-      </w:pPr>
-      <w:bookmarkStart w:id="2" w:name="_Toc223882901"/>
-      <w:r>
-        <w:t xml:space="preserve">1.1 </w:t>
-      </w:r>
-      <w:r>
-        <w:t>Đặt vấn đề nghiên cứu:</w:t>
+        <w:numPr>
+          <w:ilvl w:val="1"/>
+          <w:numId w:val="2"/>
+        </w:numPr>
+      </w:pPr>
+      <w:bookmarkStart w:id="2" w:name="_Toc223906305"/>
+      <w:r>
+        <w:t>Đặt vấn đề nghiên cứu</w:t>
       </w:r>
       <w:bookmarkEnd w:id="2"/>
+    </w:p>
+    <w:p>
+      <w:pPr>
+        <w:pStyle w:val="NormalWeb"/>
+        <w:ind w:firstLine="360"/>
+        <w:rPr>
+          <w:sz w:val="26"/>
+          <w:szCs w:val="26"/>
+        </w:rPr>
+      </w:pPr>
+      <w:r>
+        <w:rPr>
+          <w:sz w:val="26"/>
+          <w:szCs w:val="26"/>
+        </w:rPr>
+        <w:t xml:space="preserve">Trong phát triển phần mềm, </w:t>
+      </w:r>
+      <w:r>
+        <w:rPr>
+          <w:b/>
+          <w:bCs/>
+          <w:sz w:val="26"/>
+          <w:szCs w:val="26"/>
+        </w:rPr>
+        <w:t>Authentication (Xác thực)</w:t>
+      </w:r>
+      <w:r>
+        <w:rPr>
+          <w:sz w:val="26"/>
+          <w:szCs w:val="26"/>
+        </w:rPr>
+        <w:t xml:space="preserve"> và </w:t>
+      </w:r>
+      <w:r>
+        <w:rPr>
+          <w:b/>
+          <w:bCs/>
+          <w:sz w:val="26"/>
+          <w:szCs w:val="26"/>
+        </w:rPr>
+        <w:t>Authorization (Phân quyền)</w:t>
+      </w:r>
+      <w:r>
+        <w:rPr>
+          <w:sz w:val="26"/>
+          <w:szCs w:val="26"/>
+        </w:rPr>
+        <w:t xml:space="preserve"> là những thành phần cốt lõi không thể thiếu. Tuy nhiên, đối với các nhà phát triển (developer), đặc biệt là sinh viên đang thực hiện các dự án tốt nghiệp, quá trình này thường gặp phải những trở ngại lớn:</w:t>
+      </w:r>
+    </w:p>
+    <w:p>
+      <w:pPr>
+        <w:pStyle w:val="NormalWeb"/>
+        <w:numPr>
+          <w:ilvl w:val="0"/>
+          <w:numId w:val="4"/>
+        </w:numPr>
+        <w:rPr>
+          <w:sz w:val="26"/>
+          <w:szCs w:val="26"/>
+        </w:rPr>
+      </w:pPr>
+      <w:r>
+        <w:rPr>
+          <w:b/>
+          <w:bCs/>
+          <w:sz w:val="26"/>
+          <w:szCs w:val="26"/>
+        </w:rPr>
+        <w:t>Sự lặp lại nhàm chán (Boilerplate Code):</w:t>
+      </w:r>
+      <w:r>
+        <w:rPr>
+          <w:sz w:val="26"/>
+          <w:szCs w:val="26"/>
+        </w:rPr>
+        <w:t xml:space="preserve"> Developer thường xuyên phải viết đi viết lại cùng một cấu hình JWT, Identity, hay các Middleware kiểm tra quyền truy cập cho mỗi dự án mới. Việc "re-invent the wheel" (tạo lại bánh xe) này gây lãng phí thời gian và làm giảm sự tập trung vào các logic nghiệp vụ quan trọng.</w:t>
+      </w:r>
+    </w:p>
+    <w:p>
+      <w:pPr>
+        <w:pStyle w:val="NormalWeb"/>
+        <w:numPr>
+          <w:ilvl w:val="0"/>
+          <w:numId w:val="4"/>
+        </w:numPr>
+        <w:rPr>
+          <w:sz w:val="26"/>
+          <w:szCs w:val="26"/>
+        </w:rPr>
+      </w:pPr>
+      <w:r>
+        <w:rPr>
+          <w:b/>
+          <w:bCs/>
+          <w:sz w:val="26"/>
+          <w:szCs w:val="26"/>
+        </w:rPr>
+        <w:t>Cấu hình phức tạp và dễ lỗi:</w:t>
+      </w:r>
+      <w:r>
+        <w:rPr>
+          <w:sz w:val="26"/>
+          <w:szCs w:val="26"/>
+        </w:rPr>
+        <w:t xml:space="preserve"> Thiết lập phân quyền chi tiết (Granular Access Control) trong .NET đòi hỏi sự am hiểu sâu và cấu hình rườm rà. Một sai sót nhỏ trong việc thiết lập Policy hay Claims có thể tạo ra lỗ hổng bảo mật nghiêm trọng cho toàn bộ hệ thống.</w:t>
+      </w:r>
+    </w:p>
+    <w:p>
+      <w:pPr>
+        <w:pStyle w:val="NormalWeb"/>
+        <w:numPr>
+          <w:ilvl w:val="0"/>
+          <w:numId w:val="4"/>
+        </w:numPr>
+        <w:rPr>
+          <w:sz w:val="26"/>
+          <w:szCs w:val="26"/>
+        </w:rPr>
+      </w:pPr>
+      <w:r>
+        <w:rPr>
+          <w:b/>
+          <w:bCs/>
+          <w:sz w:val="26"/>
+          <w:szCs w:val="26"/>
+        </w:rPr>
+        <w:t>Thiếu tính linh hoạt và tái sử dụng:</w:t>
+      </w:r>
+      <w:r>
+        <w:rPr>
+          <w:sz w:val="26"/>
+          <w:szCs w:val="26"/>
+        </w:rPr>
+        <w:t xml:space="preserve"> Các giải pháp AuthN/AuthZ thường bị gắn chặt (tightly coupled) vào mã nguồn của một dự án cụ thể, gây khó khăn khi muốn tách rời hoặc áp dụng cho các kiến trúc hiện đại như Modular Monolith hay Microservices.</w:t>
+      </w:r>
+    </w:p>
+    <w:p>
+      <w:pPr>
+        <w:pStyle w:val="NormalWeb"/>
+        <w:ind w:firstLine="360"/>
+        <w:rPr>
+          <w:sz w:val="26"/>
+          <w:szCs w:val="26"/>
+        </w:rPr>
+      </w:pPr>
+      <w:r>
+        <w:rPr>
+          <w:sz w:val="26"/>
+          <w:szCs w:val="26"/>
+        </w:rPr>
+        <w:t xml:space="preserve">Nhằm giải quyết những thách thức đó, nghiên cứu này tập trung vào việc phát triển thư viện </w:t>
+      </w:r>
+      <w:r>
+        <w:rPr>
+          <w:b/>
+          <w:bCs/>
+          <w:sz w:val="26"/>
+          <w:szCs w:val="26"/>
+        </w:rPr>
+        <w:t>ControlHub</w:t>
+      </w:r>
+      <w:r>
+        <w:rPr>
+          <w:sz w:val="26"/>
+          <w:szCs w:val="26"/>
+        </w:rPr>
+        <w:t xml:space="preserve">. Đây là một giải pháp đóng gói giúp chuẩn hóa và đơn giản hóa toàn bộ quy trình cấu hình AuthN/AuthZ, cho phép developer tích hợp hệ thống bảo mật mạnh mẽ chỉ với vài dòng code, đảm bảo tính nhất quán và tuân thủ các nguyên tắc </w:t>
+      </w:r>
+      <w:r>
+        <w:rPr>
+          <w:b/>
+          <w:bCs/>
+          <w:sz w:val="26"/>
+          <w:szCs w:val="26"/>
+        </w:rPr>
+        <w:t>Clean Code (SOLID, DRY)</w:t>
+      </w:r>
+      <w:r>
+        <w:rPr>
+          <w:sz w:val="26"/>
+          <w:szCs w:val="26"/>
+        </w:rPr>
+        <w:t xml:space="preserve"> trong hệ sinh thái .NET.</w:t>
+      </w:r>
+    </w:p>
+    <w:p>
+      <w:pPr>
+        <w:pStyle w:val="Heading2"/>
+        <w:numPr>
+          <w:ilvl w:val="1"/>
+          <w:numId w:val="2"/>
+        </w:numPr>
+      </w:pPr>
+      <w:bookmarkStart w:id="3" w:name="_Toc223906306"/>
+      <w:r>
+        <w:t>Mục tiêu nghiên cứu</w:t>
+      </w:r>
+      <w:bookmarkEnd w:id="3"/>
+    </w:p>
+    <w:p>
+      <w:pPr>
+        <w:pStyle w:val="Heading3"/>
+      </w:pPr>
+      <w:bookmarkStart w:id="4" w:name="_Toc223906307"/>
+      <w:r>
+        <w:t xml:space="preserve">1.2.1 </w:t>
+      </w:r>
+      <w:r>
+        <w:t>Mục tiêu chung</w:t>
+      </w:r>
+      <w:bookmarkEnd w:id="4"/>
       <w:r>
         <w:t xml:space="preserve"> </w:t>
       </w:r>
+    </w:p>
+    <w:p>
+      <w:pPr>
+        <w:ind w:firstLine="720"/>
+      </w:pPr>
+      <w:r>
+        <w:t>Xây dựng một hệ sinh thái hỗ trợ phát triển phần mềm trên nền tảng .NET, giúp tối ưu hóa quy trình bảo mật (AuthN/AuthZ) và giám sát hệ thống (Audit Log) thông qua việc đóng gói thư viện và ứng dụng trí tuệ nhân tạo, nhằm nâng cao hiệu suất làm việc của nhà phát triển.</w:t>
+      </w:r>
+    </w:p>
+    <w:p>
+      <w:pPr>
+        <w:pStyle w:val="Heading3"/>
+        <w:rPr>
+          <w:lang w:val="vi-VN"/>
+        </w:rPr>
+      </w:pPr>
+      <w:bookmarkStart w:id="5" w:name="_Toc223906308"/>
+      <w:r>
+        <w:t>1</w:t>
+      </w:r>
+      <w:r>
+        <w:rPr>
+          <w:lang w:val="vi-VN"/>
+        </w:rPr>
+        <w:t>.2.2 Mục tiêu cụ thể</w:t>
+      </w:r>
+      <w:bookmarkEnd w:id="5"/>
+    </w:p>
+    <w:p>
+      <w:pPr>
+        <w:pStyle w:val="NormalWeb"/>
+        <w:numPr>
+          <w:ilvl w:val="0"/>
+          <w:numId w:val="4"/>
+        </w:numPr>
+      </w:pPr>
+      <w:r>
+        <w:rPr>
+          <w:b/>
+          <w:bCs/>
+        </w:rPr>
+        <w:t>Về phía Backend (ControlHub):</w:t>
+      </w:r>
+      <w:r>
+        <w:t xml:space="preserve"> Đóng gói thành công thư viện hỗ trợ cấu hình nhanh hệ thống xác thực và phân quyền, giảm thiểu tối đa lượng mã nguồn lặp lại (Boilerplate code) và đảm bảo tính nhất quán cho các dự án .NET.</w:t>
+      </w:r>
+    </w:p>
+    <w:p>
+      <w:pPr>
+        <w:pStyle w:val="NormalWeb"/>
+        <w:numPr>
+          <w:ilvl w:val="0"/>
+          <w:numId w:val="4"/>
+        </w:numPr>
+      </w:pPr>
+      <w:r>
+        <w:rPr>
+          <w:b/>
+          <w:bCs/>
+        </w:rPr>
+        <w:lastRenderedPageBreak/>
+        <w:t>Về phía Giám sát (AuditAI):</w:t>
+      </w:r>
+      <w:r>
+        <w:t xml:space="preserve"> Phát triển hệ thống quản lý log tập trung, ứng dụng kiến trúc RAG để tự động phân tích và đưa ra các gợi ý xử lý sự cố dựa trên dữ liệu log thực tế.</w:t>
+      </w:r>
+    </w:p>
+    <w:p>
+      <w:pPr>
+        <w:pStyle w:val="NormalWeb"/>
+        <w:numPr>
+          <w:ilvl w:val="0"/>
+          <w:numId w:val="4"/>
+        </w:numPr>
+      </w:pPr>
+      <w:r>
+        <w:rPr>
+          <w:b/>
+          <w:bCs/>
+        </w:rPr>
+        <w:t>Về tính thực tiễn:</w:t>
+      </w:r>
+      <w:r>
+        <w:t xml:space="preserve"> Đảm bảo hệ thống có khả năng vận hành linh hoạt trên các thiết bị có cấu hình phổ thông (Local LLM), phù hợp với môi trường học tập và làm việc của sinh viên.</w:t>
+      </w:r>
+    </w:p>
+    <w:p>
+      <w:pPr>
+        <w:pStyle w:val="Heading2"/>
+        <w:numPr>
+          <w:ilvl w:val="1"/>
+          <w:numId w:val="2"/>
+        </w:numPr>
+      </w:pPr>
+      <w:r>
+        <w:rPr>
+          <w:lang w:val="en-US"/>
+        </w:rPr>
+        <w:t>Phạm</w:t>
+      </w:r>
+      <w:r>
+        <w:t xml:space="preserve"> vi nghiên cứu</w:t>
+      </w:r>
+    </w:p>
+    <w:p>
+      <w:pPr>
+        <w:pStyle w:val="Heading3"/>
+        <w:numPr>
+          <w:ilvl w:val="2"/>
+          <w:numId w:val="2"/>
+        </w:numPr>
+        <w:rPr>
+          <w:lang w:val="vi-VN"/>
+        </w:rPr>
+      </w:pPr>
+      <w:r>
+        <w:rPr>
+          <w:lang w:val="vi-VN"/>
+        </w:rPr>
+        <w:t>Không gian</w:t>
+      </w:r>
+    </w:p>
+    <w:p>
+      <w:pPr>
+        <w:pStyle w:val="Heading3"/>
+        <w:numPr>
+          <w:ilvl w:val="2"/>
+          <w:numId w:val="2"/>
+        </w:numPr>
+        <w:rPr>
+          <w:lang w:val="vi-VN"/>
+        </w:rPr>
+      </w:pPr>
+      <w:r>
+        <w:rPr>
+          <w:lang w:val="vi-VN"/>
+        </w:rPr>
+        <w:t>Thời gian</w:t>
+      </w:r>
+    </w:p>
+    <w:p>
+      <w:pPr>
+        <w:pStyle w:val="Heading3"/>
+        <w:numPr>
+          <w:ilvl w:val="2"/>
+          <w:numId w:val="2"/>
+        </w:numPr>
+        <w:rPr>
+          <w:lang w:val="vi-VN"/>
+        </w:rPr>
+      </w:pPr>
+      <w:r>
+        <w:rPr>
+          <w:lang w:val="vi-VN"/>
+        </w:rPr>
+        <w:t>Đối tượng nghiên cứu</w:t>
+      </w:r>
+    </w:p>
+    <w:p>
+      <w:pPr>
+        <w:pStyle w:val="Heading2"/>
+        <w:ind w:left="384"/>
+      </w:pPr>
       <w:r>
         <w:br/>
       </w:r>
@@ -547,128 +1121,24 @@
     </w:p>
     <w:p>
       <w:pPr>
-        <w:jc w:val="center"/>
-        <w:rPr>
-          <w:b/>
-          <w:bCs/>
-          <w:sz w:val="28"/>
-          <w:szCs w:val="28"/>
-          <w:lang w:val="vi-VN"/>
-        </w:rPr>
-      </w:pPr>
-    </w:p>
-    <w:p>
-      <w:pPr>
-        <w:jc w:val="center"/>
-        <w:rPr>
-          <w:b/>
-          <w:bCs/>
-          <w:sz w:val="28"/>
-          <w:szCs w:val="28"/>
-          <w:lang w:val="vi-VN"/>
-        </w:rPr>
-      </w:pPr>
-    </w:p>
-    <w:p>
-      <w:pPr>
-        <w:jc w:val="center"/>
-        <w:rPr>
-          <w:b/>
-          <w:bCs/>
-          <w:sz w:val="28"/>
-          <w:szCs w:val="28"/>
-          <w:lang w:val="vi-VN"/>
-        </w:rPr>
-      </w:pPr>
-    </w:p>
-    <w:p>
-      <w:pPr>
-        <w:jc w:val="center"/>
-        <w:rPr>
-          <w:b/>
-          <w:bCs/>
-          <w:sz w:val="28"/>
-          <w:szCs w:val="28"/>
-          <w:lang w:val="vi-VN"/>
-        </w:rPr>
-      </w:pPr>
-    </w:p>
-    <w:p>
-      <w:pPr>
-        <w:jc w:val="center"/>
-        <w:rPr>
-          <w:b/>
-          <w:bCs/>
-          <w:sz w:val="28"/>
-          <w:szCs w:val="28"/>
-          <w:lang w:val="vi-VN"/>
-        </w:rPr>
-      </w:pPr>
-    </w:p>
-    <w:p>
-      <w:pPr>
-        <w:jc w:val="center"/>
-        <w:rPr>
-          <w:b/>
-          <w:bCs/>
-          <w:sz w:val="28"/>
-          <w:szCs w:val="28"/>
-          <w:lang w:val="vi-VN"/>
-        </w:rPr>
-      </w:pPr>
-    </w:p>
-    <w:p>
-      <w:pPr>
-        <w:jc w:val="center"/>
-        <w:rPr>
-          <w:b/>
-          <w:bCs/>
-          <w:sz w:val="28"/>
-          <w:szCs w:val="28"/>
-          <w:lang w:val="vi-VN"/>
-        </w:rPr>
-      </w:pPr>
-    </w:p>
-    <w:p>
-      <w:pPr>
-        <w:rPr>
-          <w:b/>
-          <w:bCs/>
-          <w:sz w:val="28"/>
-          <w:szCs w:val="28"/>
-          <w:lang w:val="vi-VN"/>
-        </w:rPr>
-      </w:pPr>
-    </w:p>
-    <w:p>
-      <w:pPr>
-        <w:jc w:val="center"/>
-        <w:rPr>
-          <w:b/>
-          <w:bCs/>
-          <w:sz w:val="28"/>
-          <w:szCs w:val="28"/>
-          <w:lang w:val="vi-VN"/>
-        </w:rPr>
-      </w:pPr>
-      <w:r>
-        <w:rPr>
-          <w:b/>
-          <w:bCs/>
-          <w:sz w:val="28"/>
-          <w:szCs w:val="28"/>
-          <w:lang w:val="vi-VN"/>
-        </w:rPr>
+        <w:rPr>
+          <w:b/>
+          <w:bCs/>
+          <w:sz w:val="28"/>
+          <w:szCs w:val="28"/>
+          <w:lang w:val="vi-VN"/>
+        </w:rPr>
+      </w:pPr>
+    </w:p>
+    <w:p>
+      <w:pPr>
+        <w:pStyle w:val="Heading1"/>
+      </w:pPr>
+      <w:r>
+        <w:lastRenderedPageBreak/>
         <w:t>CHƯƠNG 2</w:t>
       </w:r>
       <w:r>
-        <w:rPr>
-          <w:b/>
-          <w:bCs/>
-          <w:sz w:val="28"/>
-          <w:szCs w:val="28"/>
-          <w:lang w:val="vi-VN"/>
-        </w:rPr>
         <w:br/>
         <w:t>CƠ SỞ LÝ LUẬN VÀ PHƯƠNG PHÁP NGHIÊN CỨU</w:t>
       </w:r>
@@ -949,45 +1419,29 @@
     </w:p>
     <w:p>
       <w:pPr>
-        <w:jc w:val="center"/>
-        <w:rPr>
-          <w:b/>
-          <w:bCs/>
-          <w:sz w:val="28"/>
-          <w:szCs w:val="28"/>
-          <w:lang w:val="vi-VN"/>
-        </w:rPr>
-      </w:pPr>
-      <w:r>
-        <w:rPr>
-          <w:b/>
-          <w:bCs/>
-          <w:sz w:val="28"/>
-          <w:szCs w:val="28"/>
-          <w:lang w:val="vi-VN"/>
-        </w:rPr>
+        <w:rPr>
+          <w:b/>
+          <w:bCs/>
+          <w:sz w:val="28"/>
+          <w:szCs w:val="28"/>
+          <w:lang w:val="vi-VN"/>
+        </w:rPr>
+      </w:pPr>
+    </w:p>
+    <w:p>
+      <w:pPr>
+        <w:pStyle w:val="Heading1"/>
+      </w:pPr>
+      <w:r>
+        <w:lastRenderedPageBreak/>
         <w:t>CHƯƠNG 3</w:t>
       </w:r>
     </w:p>
     <w:p>
       <w:pPr>
-        <w:jc w:val="center"/>
-        <w:rPr>
-          <w:b/>
-          <w:bCs/>
-          <w:sz w:val="28"/>
-          <w:szCs w:val="28"/>
-          <w:lang w:val="vi-VN"/>
-        </w:rPr>
-      </w:pPr>
-      <w:r>
-        <w:rPr>
-          <w:b/>
-          <w:bCs/>
-          <w:sz w:val="28"/>
-          <w:szCs w:val="28"/>
-          <w:lang w:val="vi-VN"/>
-        </w:rPr>
+        <w:pStyle w:val="Heading1"/>
+      </w:pPr>
+      <w:r>
         <w:t>GIỚI THIỆU TỔNG QUAN ĐỀ TÀI NGHIÊN CỨU</w:t>
       </w:r>
     </w:p>
@@ -1266,45 +1720,18 @@
     </w:p>
     <w:p>
       <w:pPr>
-        <w:jc w:val="center"/>
-        <w:rPr>
-          <w:b/>
-          <w:bCs/>
-          <w:sz w:val="28"/>
-          <w:szCs w:val="28"/>
-          <w:lang w:val="vi-VN"/>
-        </w:rPr>
-      </w:pPr>
-      <w:r>
-        <w:rPr>
-          <w:b/>
-          <w:bCs/>
-          <w:sz w:val="28"/>
-          <w:szCs w:val="28"/>
-          <w:lang w:val="vi-VN"/>
-        </w:rPr>
+        <w:pStyle w:val="Heading1"/>
+      </w:pPr>
+      <w:r>
+        <w:lastRenderedPageBreak/>
         <w:t>CHƯƠNG 4</w:t>
       </w:r>
     </w:p>
     <w:p>
       <w:pPr>
-        <w:jc w:val="center"/>
-        <w:rPr>
-          <w:b/>
-          <w:bCs/>
-          <w:sz w:val="28"/>
-          <w:szCs w:val="28"/>
-          <w:lang w:val="vi-VN"/>
-        </w:rPr>
-      </w:pPr>
-      <w:r>
-        <w:rPr>
-          <w:b/>
-          <w:bCs/>
-          <w:sz w:val="28"/>
-          <w:szCs w:val="28"/>
-          <w:lang w:val="vi-VN"/>
-        </w:rPr>
+        <w:pStyle w:val="Heading1"/>
+      </w:pPr>
+      <w:r>
         <w:t>PHÂN TÍCH THIẾT KẾ HỆ THỐNG</w:t>
       </w:r>
     </w:p>
@@ -1586,45 +2013,18 @@
     </w:p>
     <w:p>
       <w:pPr>
-        <w:jc w:val="center"/>
-        <w:rPr>
-          <w:b/>
-          <w:bCs/>
-          <w:sz w:val="28"/>
-          <w:szCs w:val="28"/>
-          <w:lang w:val="vi-VN"/>
-        </w:rPr>
-      </w:pPr>
-      <w:r>
-        <w:rPr>
-          <w:b/>
-          <w:bCs/>
-          <w:sz w:val="28"/>
-          <w:szCs w:val="28"/>
-          <w:lang w:val="vi-VN"/>
-        </w:rPr>
+        <w:pStyle w:val="Heading1"/>
+      </w:pPr>
+      <w:r>
+        <w:lastRenderedPageBreak/>
         <w:t>CHƯƠNG 5</w:t>
       </w:r>
     </w:p>
     <w:p>
       <w:pPr>
-        <w:jc w:val="center"/>
-        <w:rPr>
-          <w:b/>
-          <w:bCs/>
-          <w:sz w:val="28"/>
-          <w:szCs w:val="28"/>
-          <w:lang w:val="vi-VN"/>
-        </w:rPr>
-      </w:pPr>
-      <w:r>
-        <w:rPr>
-          <w:b/>
-          <w:bCs/>
-          <w:sz w:val="28"/>
-          <w:szCs w:val="28"/>
-          <w:lang w:val="vi-VN"/>
-        </w:rPr>
+        <w:pStyle w:val="Heading1"/>
+      </w:pPr>
+      <w:r>
         <w:t>KẾT QUẢ ĐỀ TÀI</w:t>
       </w:r>
     </w:p>
@@ -1906,55 +2306,21 @@
     </w:p>
     <w:p>
       <w:pPr>
-        <w:jc w:val="center"/>
-        <w:rPr>
-          <w:b/>
-          <w:bCs/>
-          <w:sz w:val="28"/>
-          <w:szCs w:val="28"/>
-          <w:lang w:val="vi-VN"/>
-        </w:rPr>
-      </w:pPr>
-      <w:r>
-        <w:rPr>
-          <w:b/>
-          <w:bCs/>
-          <w:sz w:val="28"/>
-          <w:szCs w:val="28"/>
-          <w:lang w:val="vi-VN"/>
-        </w:rPr>
+        <w:pStyle w:val="Heading1"/>
+      </w:pPr>
+      <w:r>
+        <w:lastRenderedPageBreak/>
         <w:t>CHƯƠNG 6</w:t>
       </w:r>
     </w:p>
     <w:p>
       <w:pPr>
-        <w:jc w:val="center"/>
-        <w:rPr>
-          <w:b/>
-          <w:bCs/>
-          <w:sz w:val="28"/>
-          <w:szCs w:val="28"/>
-          <w:lang w:val="vi-VN"/>
-        </w:rPr>
-      </w:pPr>
-      <w:r>
-        <w:rPr>
-          <w:b/>
-          <w:bCs/>
-          <w:sz w:val="28"/>
-          <w:szCs w:val="28"/>
-          <w:lang w:val="vi-VN"/>
-        </w:rPr>
+        <w:pStyle w:val="Heading1"/>
+      </w:pPr>
+      <w:r>
         <w:t xml:space="preserve">KẾT </w:t>
       </w:r>
       <w:r>
-        <w:rPr>
-          <w:b/>
-          <w:bCs/>
-          <w:sz w:val="28"/>
-          <w:szCs w:val="28"/>
-          <w:lang w:val="vi-VN"/>
-        </w:rPr>
         <w:t>LUẬN</w:t>
       </w:r>
     </w:p>
@@ -2086,16 +2452,130 @@
 <file path=word/numbering.xml><?xml version="1.0" encoding="utf-8"?>
 <w:numbering xmlns:wpc="http://schemas.microsoft.com/office/word/2010/wordprocessingCanvas" xmlns:cx="http://schemas.microsoft.com/office/drawing/2014/chartex" xmlns:cx1="http://schemas.microsoft.com/office/drawing/2015/9/8/chartex" xmlns:cx2="http://schemas.microsoft.com/office/drawing/2015/10/21/chartex" xmlns:cx3="http://schemas.microsoft.com/office/drawing/2016/5/9/chartex" xmlns:cx4="http://schemas.microsoft.com/office/drawing/2016/5/10/chartex" xmlns:cx5="http://schemas.microsoft.com/office/drawing/2016/5/11/chartex" xmlns:cx6="http://schemas.microsoft.com/office/drawing/2016/5/12/chartex" xmlns:cx7="http://schemas.microsoft.com/office/drawing/2016/5/13/chartex" xmlns:cx8="http://schemas.microsoft.com/office/drawing/2016/5/14/chartex" xmlns:mc="http://schemas.openxmlformats.org/markup-compatibility/2006" xmlns:aink="http://schemas.microsoft.com/office/drawing/2016/ink" xmlns:am3d="http://schemas.microsoft.com/office/drawing/2017/model3d" xmlns:o="urn:schemas-microsoft-com:office:office" xmlns:r="http://schemas.openxmlformats.org/officeDocument/2006/relationships" xmlns:m="http://schemas.openxmlformats.org/officeDocument/2006/math" xmlns:v="urn:schemas-microsoft-com:vml" xmlns:wp14="http://schemas.microsoft.com/office/word/2010/wordprocessingDrawing" xmlns:wp="http://schemas.openxmlformats.org/drawingml/2006/wordprocessingDrawing" xmlns:w10="urn:schemas-microsoft-com:office:word" xmlns:w="http://schemas.openxmlformats.org/wordprocessingml/2006/main" xmlns:w14="http://schemas.microsoft.com/office/word/2010/wordml" xmlns:w15="http://schemas.microsoft.com/office/word/2012/wordml" xmlns:w16cex="http://schemas.microsoft.com/office/word/2018/wordml/cex" xmlns:w16cid="http://schemas.microsoft.com/office/word/2016/wordml/cid" xmlns:w16="http://schemas.microsoft.com/office/word/2018/wordml" xmlns:w16sdtdh="http://schemas.microsoft.com/office/word/2020/wordml/sdtdatahash" xmlns:w16se="http://schemas.microsoft.com/office/word/2015/wordml/symex" xmlns:wpg="http://schemas.microsoft.com/office/word/2010/wordprocessingGroup" xmlns:wpi="http://schemas.microsoft.com/office/word/2010/wordprocessingInk" xmlns:wne="http://schemas.microsoft.com/office/word/2006/wordml" xmlns:wps="http://schemas.microsoft.com/office/word/2010/wordprocessingShape" mc:Ignorable="w14 w15 w16se w16cid w16 w16cex w16sdtdh wp14">
   <w:abstractNum w:abstractNumId="0" w15:restartNumberingAfterBreak="0">
-    <w:nsid w:val="7C911BD1"/>
+    <w:nsid w:val="01ED0EE8"/>
+    <w:multiLevelType w:val="hybridMultilevel"/>
+    <w:tmpl w:val="162CFEB2"/>
+    <w:lvl w:ilvl="0" w:tplc="22C6870A">
+      <w:start w:val="1"/>
+      <w:numFmt w:val="bullet"/>
+      <w:lvlText w:val="-"/>
+      <w:lvlJc w:val="left"/>
+      <w:pPr>
+        <w:ind w:left="720" w:hanging="360"/>
+      </w:pPr>
+      <w:rPr>
+        <w:rFonts w:ascii="Times New Roman" w:eastAsia="Times New Roman" w:hAnsi="Times New Roman" w:cs="Times New Roman" w:hint="default"/>
+        <w:b/>
+      </w:rPr>
+    </w:lvl>
+    <w:lvl w:ilvl="1" w:tplc="04090003" w:tentative="1">
+      <w:start w:val="1"/>
+      <w:numFmt w:val="bullet"/>
+      <w:lvlText w:val="o"/>
+      <w:lvlJc w:val="left"/>
+      <w:pPr>
+        <w:ind w:left="1440" w:hanging="360"/>
+      </w:pPr>
+      <w:rPr>
+        <w:rFonts w:ascii="Courier New" w:hAnsi="Courier New" w:cs="Courier New" w:hint="default"/>
+      </w:rPr>
+    </w:lvl>
+    <w:lvl w:ilvl="2" w:tplc="04090005" w:tentative="1">
+      <w:start w:val="1"/>
+      <w:numFmt w:val="bullet"/>
+      <w:lvlText w:val=""/>
+      <w:lvlJc w:val="left"/>
+      <w:pPr>
+        <w:ind w:left="2160" w:hanging="360"/>
+      </w:pPr>
+      <w:rPr>
+        <w:rFonts w:ascii="Wingdings" w:hAnsi="Wingdings" w:hint="default"/>
+      </w:rPr>
+    </w:lvl>
+    <w:lvl w:ilvl="3" w:tplc="04090001" w:tentative="1">
+      <w:start w:val="1"/>
+      <w:numFmt w:val="bullet"/>
+      <w:lvlText w:val=""/>
+      <w:lvlJc w:val="left"/>
+      <w:pPr>
+        <w:ind w:left="2880" w:hanging="360"/>
+      </w:pPr>
+      <w:rPr>
+        <w:rFonts w:ascii="Symbol" w:hAnsi="Symbol" w:hint="default"/>
+      </w:rPr>
+    </w:lvl>
+    <w:lvl w:ilvl="4" w:tplc="04090003" w:tentative="1">
+      <w:start w:val="1"/>
+      <w:numFmt w:val="bullet"/>
+      <w:lvlText w:val="o"/>
+      <w:lvlJc w:val="left"/>
+      <w:pPr>
+        <w:ind w:left="3600" w:hanging="360"/>
+      </w:pPr>
+      <w:rPr>
+        <w:rFonts w:ascii="Courier New" w:hAnsi="Courier New" w:cs="Courier New" w:hint="default"/>
+      </w:rPr>
+    </w:lvl>
+    <w:lvl w:ilvl="5" w:tplc="04090005" w:tentative="1">
+      <w:start w:val="1"/>
+      <w:numFmt w:val="bullet"/>
+      <w:lvlText w:val=""/>
+      <w:lvlJc w:val="left"/>
+      <w:pPr>
+        <w:ind w:left="4320" w:hanging="360"/>
+      </w:pPr>
+      <w:rPr>
+        <w:rFonts w:ascii="Wingdings" w:hAnsi="Wingdings" w:hint="default"/>
+      </w:rPr>
+    </w:lvl>
+    <w:lvl w:ilvl="6" w:tplc="04090001" w:tentative="1">
+      <w:start w:val="1"/>
+      <w:numFmt w:val="bullet"/>
+      <w:lvlText w:val=""/>
+      <w:lvlJc w:val="left"/>
+      <w:pPr>
+        <w:ind w:left="5040" w:hanging="360"/>
+      </w:pPr>
+      <w:rPr>
+        <w:rFonts w:ascii="Symbol" w:hAnsi="Symbol" w:hint="default"/>
+      </w:rPr>
+    </w:lvl>
+    <w:lvl w:ilvl="7" w:tplc="04090003" w:tentative="1">
+      <w:start w:val="1"/>
+      <w:numFmt w:val="bullet"/>
+      <w:lvlText w:val="o"/>
+      <w:lvlJc w:val="left"/>
+      <w:pPr>
+        <w:ind w:left="5760" w:hanging="360"/>
+      </w:pPr>
+      <w:rPr>
+        <w:rFonts w:ascii="Courier New" w:hAnsi="Courier New" w:cs="Courier New" w:hint="default"/>
+      </w:rPr>
+    </w:lvl>
+    <w:lvl w:ilvl="8" w:tplc="04090005" w:tentative="1">
+      <w:start w:val="1"/>
+      <w:numFmt w:val="bullet"/>
+      <w:lvlText w:val=""/>
+      <w:lvlJc w:val="left"/>
+      <w:pPr>
+        <w:ind w:left="6480" w:hanging="360"/>
+      </w:pPr>
+      <w:rPr>
+        <w:rFonts w:ascii="Wingdings" w:hAnsi="Wingdings" w:hint="default"/>
+      </w:rPr>
+    </w:lvl>
+  </w:abstractNum>
+  <w:abstractNum w:abstractNumId="1" w15:restartNumberingAfterBreak="0">
+    <w:nsid w:val="17263E29"/>
     <w:multiLevelType w:val="multilevel"/>
-    <w:tmpl w:val="BE52EFAE"/>
+    <w:tmpl w:val="D5AA8F0C"/>
     <w:lvl w:ilvl="0">
       <w:start w:val="1"/>
       <w:numFmt w:val="decimal"/>
       <w:lvlText w:val="%1"/>
       <w:lvlJc w:val="left"/>
       <w:pPr>
-        <w:ind w:left="420" w:hanging="420"/>
+        <w:ind w:left="384" w:hanging="384"/>
       </w:pPr>
       <w:rPr>
         <w:rFonts w:hint="default"/>
@@ -2107,7 +2587,7 @@
       <w:lvlText w:val="%1.%2"/>
       <w:lvlJc w:val="left"/>
       <w:pPr>
-        <w:ind w:left="420" w:hanging="420"/>
+        <w:ind w:left="384" w:hanging="384"/>
       </w:pPr>
       <w:rPr>
         <w:rFonts w:hint="default"/>
@@ -2131,7 +2611,7 @@
       <w:lvlText w:val="%1.%2.%3.%4"/>
       <w:lvlJc w:val="left"/>
       <w:pPr>
-        <w:ind w:left="1080" w:hanging="1080"/>
+        <w:ind w:left="720" w:hanging="720"/>
       </w:pPr>
       <w:rPr>
         <w:rFonts w:hint="default"/>
@@ -2191,6 +2671,268 @@
       <w:lvlText w:val="%1.%2.%3.%4.%5.%6.%7.%8.%9"/>
       <w:lvlJc w:val="left"/>
       <w:pPr>
+        <w:ind w:left="1800" w:hanging="1800"/>
+      </w:pPr>
+      <w:rPr>
+        <w:rFonts w:hint="default"/>
+      </w:rPr>
+    </w:lvl>
+  </w:abstractNum>
+  <w:abstractNum w:abstractNumId="2" w15:restartNumberingAfterBreak="0">
+    <w:nsid w:val="780D4CEB"/>
+    <w:multiLevelType w:val="multilevel"/>
+    <w:tmpl w:val="1F706B50"/>
+    <w:lvl w:ilvl="0">
+      <w:start w:val="1"/>
+      <w:numFmt w:val="bullet"/>
+      <w:lvlText w:val=""/>
+      <w:lvlJc w:val="left"/>
+      <w:pPr>
+        <w:tabs>
+          <w:tab w:val="num" w:pos="720"/>
+        </w:tabs>
+        <w:ind w:left="720" w:hanging="360"/>
+      </w:pPr>
+      <w:rPr>
+        <w:rFonts w:ascii="Symbol" w:hAnsi="Symbol" w:hint="default"/>
+        <w:sz w:val="20"/>
+      </w:rPr>
+    </w:lvl>
+    <w:lvl w:ilvl="1" w:tentative="1">
+      <w:start w:val="1"/>
+      <w:numFmt w:val="bullet"/>
+      <w:lvlText w:val="o"/>
+      <w:lvlJc w:val="left"/>
+      <w:pPr>
+        <w:tabs>
+          <w:tab w:val="num" w:pos="1440"/>
+        </w:tabs>
+        <w:ind w:left="1440" w:hanging="360"/>
+      </w:pPr>
+      <w:rPr>
+        <w:rFonts w:ascii="Courier New" w:hAnsi="Courier New" w:hint="default"/>
+        <w:sz w:val="20"/>
+      </w:rPr>
+    </w:lvl>
+    <w:lvl w:ilvl="2" w:tentative="1">
+      <w:start w:val="1"/>
+      <w:numFmt w:val="bullet"/>
+      <w:lvlText w:val=""/>
+      <w:lvlJc w:val="left"/>
+      <w:pPr>
+        <w:tabs>
+          <w:tab w:val="num" w:pos="2160"/>
+        </w:tabs>
+        <w:ind w:left="2160" w:hanging="360"/>
+      </w:pPr>
+      <w:rPr>
+        <w:rFonts w:ascii="Wingdings" w:hAnsi="Wingdings" w:hint="default"/>
+        <w:sz w:val="20"/>
+      </w:rPr>
+    </w:lvl>
+    <w:lvl w:ilvl="3" w:tentative="1">
+      <w:start w:val="1"/>
+      <w:numFmt w:val="bullet"/>
+      <w:lvlText w:val=""/>
+      <w:lvlJc w:val="left"/>
+      <w:pPr>
+        <w:tabs>
+          <w:tab w:val="num" w:pos="2880"/>
+        </w:tabs>
+        <w:ind w:left="2880" w:hanging="360"/>
+      </w:pPr>
+      <w:rPr>
+        <w:rFonts w:ascii="Wingdings" w:hAnsi="Wingdings" w:hint="default"/>
+        <w:sz w:val="20"/>
+      </w:rPr>
+    </w:lvl>
+    <w:lvl w:ilvl="4" w:tentative="1">
+      <w:start w:val="1"/>
+      <w:numFmt w:val="bullet"/>
+      <w:lvlText w:val=""/>
+      <w:lvlJc w:val="left"/>
+      <w:pPr>
+        <w:tabs>
+          <w:tab w:val="num" w:pos="3600"/>
+        </w:tabs>
+        <w:ind w:left="3600" w:hanging="360"/>
+      </w:pPr>
+      <w:rPr>
+        <w:rFonts w:ascii="Wingdings" w:hAnsi="Wingdings" w:hint="default"/>
+        <w:sz w:val="20"/>
+      </w:rPr>
+    </w:lvl>
+    <w:lvl w:ilvl="5" w:tentative="1">
+      <w:start w:val="1"/>
+      <w:numFmt w:val="bullet"/>
+      <w:lvlText w:val=""/>
+      <w:lvlJc w:val="left"/>
+      <w:pPr>
+        <w:tabs>
+          <w:tab w:val="num" w:pos="4320"/>
+        </w:tabs>
+        <w:ind w:left="4320" w:hanging="360"/>
+      </w:pPr>
+      <w:rPr>
+        <w:rFonts w:ascii="Wingdings" w:hAnsi="Wingdings" w:hint="default"/>
+        <w:sz w:val="20"/>
+      </w:rPr>
+    </w:lvl>
+    <w:lvl w:ilvl="6" w:tentative="1">
+      <w:start w:val="1"/>
+      <w:numFmt w:val="bullet"/>
+      <w:lvlText w:val=""/>
+      <w:lvlJc w:val="left"/>
+      <w:pPr>
+        <w:tabs>
+          <w:tab w:val="num" w:pos="5040"/>
+        </w:tabs>
+        <w:ind w:left="5040" w:hanging="360"/>
+      </w:pPr>
+      <w:rPr>
+        <w:rFonts w:ascii="Wingdings" w:hAnsi="Wingdings" w:hint="default"/>
+        <w:sz w:val="20"/>
+      </w:rPr>
+    </w:lvl>
+    <w:lvl w:ilvl="7" w:tentative="1">
+      <w:start w:val="1"/>
+      <w:numFmt w:val="bullet"/>
+      <w:lvlText w:val=""/>
+      <w:lvlJc w:val="left"/>
+      <w:pPr>
+        <w:tabs>
+          <w:tab w:val="num" w:pos="5760"/>
+        </w:tabs>
+        <w:ind w:left="5760" w:hanging="360"/>
+      </w:pPr>
+      <w:rPr>
+        <w:rFonts w:ascii="Wingdings" w:hAnsi="Wingdings" w:hint="default"/>
+        <w:sz w:val="20"/>
+      </w:rPr>
+    </w:lvl>
+    <w:lvl w:ilvl="8" w:tentative="1">
+      <w:start w:val="1"/>
+      <w:numFmt w:val="bullet"/>
+      <w:lvlText w:val=""/>
+      <w:lvlJc w:val="left"/>
+      <w:pPr>
+        <w:tabs>
+          <w:tab w:val="num" w:pos="6480"/>
+        </w:tabs>
+        <w:ind w:left="6480" w:hanging="360"/>
+      </w:pPr>
+      <w:rPr>
+        <w:rFonts w:ascii="Wingdings" w:hAnsi="Wingdings" w:hint="default"/>
+        <w:sz w:val="20"/>
+      </w:rPr>
+    </w:lvl>
+  </w:abstractNum>
+  <w:abstractNum w:abstractNumId="3" w15:restartNumberingAfterBreak="0">
+    <w:nsid w:val="7C911BD1"/>
+    <w:multiLevelType w:val="multilevel"/>
+    <w:tmpl w:val="BE52EFAE"/>
+    <w:lvl w:ilvl="0">
+      <w:start w:val="1"/>
+      <w:numFmt w:val="decimal"/>
+      <w:lvlText w:val="%1"/>
+      <w:lvlJc w:val="left"/>
+      <w:pPr>
+        <w:ind w:left="420" w:hanging="420"/>
+      </w:pPr>
+      <w:rPr>
+        <w:rFonts w:hint="default"/>
+      </w:rPr>
+    </w:lvl>
+    <w:lvl w:ilvl="1">
+      <w:start w:val="1"/>
+      <w:numFmt w:val="decimal"/>
+      <w:lvlText w:val="%1.%2"/>
+      <w:lvlJc w:val="left"/>
+      <w:pPr>
+        <w:ind w:left="420" w:hanging="420"/>
+      </w:pPr>
+      <w:rPr>
+        <w:rFonts w:hint="default"/>
+      </w:rPr>
+    </w:lvl>
+    <w:lvl w:ilvl="2">
+      <w:start w:val="1"/>
+      <w:numFmt w:val="decimal"/>
+      <w:lvlText w:val="%1.%2.%3"/>
+      <w:lvlJc w:val="left"/>
+      <w:pPr>
+        <w:ind w:left="720" w:hanging="720"/>
+      </w:pPr>
+      <w:rPr>
+        <w:rFonts w:hint="default"/>
+      </w:rPr>
+    </w:lvl>
+    <w:lvl w:ilvl="3">
+      <w:start w:val="1"/>
+      <w:numFmt w:val="decimal"/>
+      <w:lvlText w:val="%1.%2.%3.%4"/>
+      <w:lvlJc w:val="left"/>
+      <w:pPr>
+        <w:ind w:left="1080" w:hanging="1080"/>
+      </w:pPr>
+      <w:rPr>
+        <w:rFonts w:hint="default"/>
+      </w:rPr>
+    </w:lvl>
+    <w:lvl w:ilvl="4">
+      <w:start w:val="1"/>
+      <w:numFmt w:val="decimal"/>
+      <w:lvlText w:val="%1.%2.%3.%4.%5"/>
+      <w:lvlJc w:val="left"/>
+      <w:pPr>
+        <w:ind w:left="1080" w:hanging="1080"/>
+      </w:pPr>
+      <w:rPr>
+        <w:rFonts w:hint="default"/>
+      </w:rPr>
+    </w:lvl>
+    <w:lvl w:ilvl="5">
+      <w:start w:val="1"/>
+      <w:numFmt w:val="decimal"/>
+      <w:lvlText w:val="%1.%2.%3.%4.%5.%6"/>
+      <w:lvlJc w:val="left"/>
+      <w:pPr>
+        <w:ind w:left="1440" w:hanging="1440"/>
+      </w:pPr>
+      <w:rPr>
+        <w:rFonts w:hint="default"/>
+      </w:rPr>
+    </w:lvl>
+    <w:lvl w:ilvl="6">
+      <w:start w:val="1"/>
+      <w:numFmt w:val="decimal"/>
+      <w:lvlText w:val="%1.%2.%3.%4.%5.%6.%7"/>
+      <w:lvlJc w:val="left"/>
+      <w:pPr>
+        <w:ind w:left="1440" w:hanging="1440"/>
+      </w:pPr>
+      <w:rPr>
+        <w:rFonts w:hint="default"/>
+      </w:rPr>
+    </w:lvl>
+    <w:lvl w:ilvl="7">
+      <w:start w:val="1"/>
+      <w:numFmt w:val="decimal"/>
+      <w:lvlText w:val="%1.%2.%3.%4.%5.%6.%7.%8"/>
+      <w:lvlJc w:val="left"/>
+      <w:pPr>
+        <w:ind w:left="1800" w:hanging="1800"/>
+      </w:pPr>
+      <w:rPr>
+        <w:rFonts w:hint="default"/>
+      </w:rPr>
+    </w:lvl>
+    <w:lvl w:ilvl="8">
+      <w:start w:val="1"/>
+      <w:numFmt w:val="decimal"/>
+      <w:lvlText w:val="%1.%2.%3.%4.%5.%6.%7.%8.%9"/>
+      <w:lvlJc w:val="left"/>
+      <w:pPr>
         <w:ind w:left="2160" w:hanging="2160"/>
       </w:pPr>
       <w:rPr>
@@ -2199,6 +2941,15 @@
     </w:lvl>
   </w:abstractNum>
   <w:num w:numId="1">
+    <w:abstractNumId w:val="3"/>
+  </w:num>
+  <w:num w:numId="2">
+    <w:abstractNumId w:val="1"/>
+  </w:num>
+  <w:num w:numId="3">
+    <w:abstractNumId w:val="2"/>
+  </w:num>
+  <w:num w:numId="4">
     <w:abstractNumId w:val="0"/>
   </w:num>
 </w:numbering>
@@ -2620,17 +3371,20 @@
     <w:autoRedefine/>
     <w:uiPriority w:val="9"/>
     <w:qFormat/>
-    <w:rsid w:val="00033F1F"/>
+    <w:rsid w:val="001939A0"/>
     <w:pPr>
       <w:keepNext/>
       <w:keepLines/>
       <w:spacing w:before="240" w:after="0"/>
+      <w:jc w:val="center"/>
       <w:outlineLvl w:val="0"/>
     </w:pPr>
     <w:rPr>
       <w:rFonts w:eastAsiaTheme="majorEastAsia" w:cstheme="majorBidi"/>
       <w:b/>
+      <w:sz w:val="28"/>
       <w:szCs w:val="32"/>
+      <w:lang w:val="vi-VN"/>
     </w:rPr>
   </w:style>
   <w:style w:type="paragraph" w:styleId="Heading2">
@@ -2642,7 +3396,7 @@
     <w:uiPriority w:val="9"/>
     <w:unhideWhenUsed/>
     <w:qFormat/>
-    <w:rsid w:val="00B4438F"/>
+    <w:rsid w:val="007361FB"/>
     <w:pPr>
       <w:keepNext/>
       <w:keepLines/>
@@ -2667,7 +3421,7 @@
     <w:uiPriority w:val="9"/>
     <w:unhideWhenUsed/>
     <w:qFormat/>
-    <w:rsid w:val="00033F1F"/>
+    <w:rsid w:val="002B4885"/>
     <w:pPr>
       <w:keepNext/>
       <w:keepLines/>
@@ -2677,7 +3431,6 @@
     <w:rPr>
       <w:rFonts w:eastAsiaTheme="majorEastAsia" w:cstheme="majorBidi"/>
       <w:b/>
-      <w:i/>
       <w:szCs w:val="24"/>
     </w:rPr>
   </w:style>
@@ -2707,7 +3460,6 @@
   <w:style w:type="character" w:default="1" w:styleId="DefaultParagraphFont">
     <w:name w:val="Default Paragraph Font"/>
     <w:uiPriority w:val="1"/>
-    <w:semiHidden/>
     <w:unhideWhenUsed/>
   </w:style>
   <w:style w:type="table" w:default="1" w:styleId="TableNormal">
@@ -2736,12 +3488,13 @@
     <w:basedOn w:val="DefaultParagraphFont"/>
     <w:link w:val="Heading1"/>
     <w:uiPriority w:val="9"/>
-    <w:rsid w:val="00033F1F"/>
+    <w:rsid w:val="001939A0"/>
     <w:rPr>
       <w:rFonts w:ascii="Times New Roman" w:eastAsiaTheme="majorEastAsia" w:hAnsi="Times New Roman" w:cstheme="majorBidi"/>
       <w:b/>
-      <w:sz w:val="26"/>
+      <w:sz w:val="28"/>
       <w:szCs w:val="32"/>
+      <w:lang w:val="vi-VN"/>
     </w:rPr>
   </w:style>
   <w:style w:type="character" w:customStyle="1" w:styleId="Heading2Char">
@@ -2749,7 +3502,7 @@
     <w:basedOn w:val="DefaultParagraphFont"/>
     <w:link w:val="Heading2"/>
     <w:uiPriority w:val="9"/>
-    <w:rsid w:val="00B4438F"/>
+    <w:rsid w:val="007361FB"/>
     <w:rPr>
       <w:rFonts w:ascii="Times New Roman" w:eastAsiaTheme="majorEastAsia" w:hAnsi="Times New Roman" w:cstheme="majorBidi"/>
       <w:b/>
@@ -2764,11 +3517,10 @@
     <w:basedOn w:val="DefaultParagraphFont"/>
     <w:link w:val="Heading3"/>
     <w:uiPriority w:val="9"/>
-    <w:rsid w:val="00033F1F"/>
+    <w:rsid w:val="002B4885"/>
     <w:rPr>
       <w:rFonts w:ascii="Times New Roman" w:eastAsiaTheme="majorEastAsia" w:hAnsi="Times New Roman" w:cstheme="majorBidi"/>
       <w:b/>
-      <w:i/>
       <w:sz w:val="26"/>
       <w:szCs w:val="24"/>
     </w:rPr>
@@ -2904,6 +3656,35 @@
       <w:color w:val="0563C1" w:themeColor="hyperlink"/>
       <w:u w:val="single"/>
     </w:rPr>
+  </w:style>
+  <w:style w:type="paragraph" w:styleId="NormalWeb">
+    <w:name w:val="Normal (Web)"/>
+    <w:basedOn w:val="Normal"/>
+    <w:uiPriority w:val="99"/>
+    <w:unhideWhenUsed/>
+    <w:rsid w:val="00AF5F81"/>
+    <w:pPr>
+      <w:spacing w:before="100" w:beforeAutospacing="1" w:after="100" w:afterAutospacing="1" w:line="240" w:lineRule="auto"/>
+      <w:jc w:val="left"/>
+    </w:pPr>
+    <w:rPr>
+      <w:rFonts w:eastAsia="Times New Roman" w:cs="Times New Roman"/>
+      <w:sz w:val="24"/>
+      <w:szCs w:val="24"/>
+    </w:rPr>
+  </w:style>
+  <w:style w:type="paragraph" w:styleId="TOC3">
+    <w:name w:val="toc 3"/>
+    <w:basedOn w:val="Normal"/>
+    <w:next w:val="Normal"/>
+    <w:autoRedefine/>
+    <w:uiPriority w:val="39"/>
+    <w:unhideWhenUsed/>
+    <w:rsid w:val="002B4885"/>
+    <w:pPr>
+      <w:spacing w:after="100"/>
+      <w:ind w:left="520"/>
+    </w:pPr>
   </w:style>
 </w:styles>
 </file>
